--- a/cover_letter_eh.docx
+++ b/cover_letter_eh.docx
@@ -78,7 +78,7 @@
         <w:jc w:val="left"/>
       </w:pPr>
       <w:r>
-        <w:t>We developed a Mamdani-type fuzzy inference system with a 48-rule audiology-derived rule base that maps frequency-specific thresholds into a continuous Fuzzy Audiometric Index (FAI) on a 0 to 100 scale, together with configuration typing, an asymmetry index, and a temporal tracking module. The system was optimised on training data from the National Health and Nutrition Examination Survey (NHANES 2017 to 2020) and validated on a held-out adult test set of 396 ears (adults aged 70–80 years, the age range covered by the NHANES audiometry protocol). Against the WHO PTA-4 reference it achieved a weighted Cohen's kappa of 0.68, with 88.2% agreement in clear cases. In borderline cases within ±5 dB of a severity boundary — which include 61.4% of adult test ears — the FAI provides a graded, continuous classification; agreement with the crisp reference at these boundaries was 58.7%, reflecting the very gradation the framework is designed to preserve. Configuration typing is provided as a graded six-category membership vector, and the longitudinal module detected sub-threshold progression that stepwise grades miss. Unlike machine learning comparators, the fuzzy rule base remains fully inspectable and modifiable by clinicians.</w:t>
+        <w:t>We developed a Mamdani-type fuzzy inference system with a 48-rule audiology-derived rule base that maps frequency-specific thresholds into a continuous Fuzzy Audiometric Index (FAI) on a 0 to 100 scale, together with configuration typing, an asymmetry index, and a temporal tracking module. The system was optimised on training data from the National Health and Nutrition Examination Survey (NHANES 2017 to 2020) and validated on a held-out test set of 3,914 ears from adults aged 20–69 years across three NHANES audiometry cycles (1999–2000, 2011–2012, 2015–2016; 10,889 participants). Against the WHO PTA-4 reference it achieved a weighted Cohen's kappa of 0.73, with 96.9% agreement in clear cases. In borderline cases within ±5 dB of a severity boundary — 18.8% of test ears — the FAI provides a graded, continuous classification; agreement with the crisp reference at these boundaries was 70.6%, reflecting the very gradation the framework is designed to preserve. Configuration typing is provided as a graded six-category membership vector, and the longitudinal module detected sub-threshold progression that stepwise grades miss. Unlike machine learning comparators, the fuzzy rule base remains fully inspectable and modifiable by clinicians.</w:t>
       </w:r>
     </w:p>
     <w:p>

--- a/cover_letter_eh.docx
+++ b/cover_letter_eh.docx
@@ -78,7 +78,7 @@
         <w:jc w:val="left"/>
       </w:pPr>
       <w:r>
-        <w:t>We developed a Mamdani-type fuzzy inference system with a 48-rule audiology-derived rule base that maps frequency-specific thresholds into a continuous Fuzzy Audiometric Index (FAI) on a 0 to 100 scale, together with configuration typing, an asymmetry index, and a temporal tracking module. The system was optimised on training data from the National Health and Nutrition Examination Survey (NHANES 2017 to 2020) and validated on a held-out test set of 3,914 ears from adults aged 20–69 years across three NHANES audiometry cycles (1999–2000, 2011–2012, 2015–2016; 10,889 participants). Against the WHO PTA-4 reference it achieved a weighted Cohen's kappa of 0.73, with 96.9% agreement in clear cases. In borderline cases within ±5 dB of a severity boundary — 18.8% of test ears — the FAI provides a graded, continuous classification; agreement with the crisp reference at these boundaries was 70.6%, reflecting the very gradation the framework is designed to preserve. Configuration typing is provided as a graded six-category membership vector, and the longitudinal module detected sub-threshold progression that stepwise grades miss. Unlike machine learning comparators, the fuzzy rule base remains fully inspectable and modifiable by clinicians.</w:t>
+        <w:t>We developed a Mamdani-type fuzzy inference system with a 48-rule audiology-derived rule base that maps frequency-specific thresholds into a continuous Fuzzy Audiometric Index (FAI) on a 0 to 100 scale, together with configuration typing, an asymmetry index, and a temporal tracking module. The membership functions were optimised on the training split of a combined adult cohort from three NHANES audiometry cycles (1999–2000, 2011–2012, 2015–2016; 10,889 participants aged 20–69 years) and the system was validated on a held-out test set of 3,914 ears. Against the WHO PTA-4 reference it achieved a weighted Cohen's kappa of 0.76, with 95.2% agreement in clear cases. In borderline cases within ±5 dB of a severity boundary — 18.8% of test ears — the FAI provides a graded, continuous classification; agreement with the crisp reference at these boundaries was 74.9%, reflecting the very gradation the framework is designed to preserve. Configuration typing is provided as a graded six-category membership vector, and the longitudinal module detected sub-threshold progression that stepwise grades miss. Unlike machine learning comparators, the fuzzy rule base remains fully inspectable and modifiable by clinicians.</w:t>
       </w:r>
     </w:p>
     <w:p>

--- a/cover_letter_eh.docx
+++ b/cover_letter_eh.docx
@@ -78,7 +78,7 @@
         <w:jc w:val="left"/>
       </w:pPr>
       <w:r>
-        <w:t>We developed a Mamdani-type fuzzy inference system with a 48-rule audiology-derived rule base that maps frequency-specific thresholds into a continuous Fuzzy Audiometric Index (FAI) on a 0 to 100 scale, together with configuration typing, an asymmetry index, and a temporal tracking module. The membership functions were optimised on the training split of a combined adult cohort from three NHANES audiometry cycles (1999–2000, 2011–2012, 2015–2016; 10,889 participants aged 20–69 years) and the system was validated on a held-out test set of 3,914 ears. Against the WHO PTA-4 reference it achieved a weighted Cohen's kappa of 0.76, with 95.2% agreement in clear cases. In borderline cases within ±5 dB of a severity boundary — 18.8% of test ears — the FAI provides a graded, continuous classification; agreement with the crisp reference at these boundaries was 74.9%, reflecting the very gradation the framework is designed to preserve. Configuration typing is provided as a graded six-category membership vector, and the longitudinal module detected sub-threshold progression that stepwise grades miss. Unlike machine learning comparators, the fuzzy rule base remains fully inspectable and modifiable by clinicians.</w:t>
+        <w:t>We developed a Mamdani-type fuzzy inference system with a 48-rule audiology-derived rule base that maps frequency-specific thresholds into a continuous Fuzzy Audiometric Index (FAI) on a 0 to 100 scale, together with configuration typing, an asymmetry index, and a temporal tracking module. The membership functions were optimised on the training split of a combined adult cohort from three NHANES audiometry cycles (1999–2000, 2011–2012, 2015–2016; 10,889 participants aged 20–69 years) and the system was validated on a held-out test set of 3,914 ears. Single-ear validation omits the asymmetry-anchor rule (a documented artifact: with one ear the asymmetry input is zero, so the anchor rule would fire at full strength for every ear and compress the FAI scale); bilateral use in the web application retains the full 48-rule base. Against the WHO PTA-4 reference it achieved a weighted Cohen's kappa of 0.93, with 98.4% agreement in clear cases. In borderline cases within ±5 dB of a severity boundary — 18.8% of test ears — the FAI provides a graded, continuous classification; agreement with the crisp reference at these boundaries was 84.9%, reflecting the very gradation the framework is designed to preserve. Configuration typing is provided as a graded six-category membership vector, and the longitudinal module detected sub-threshold progression that stepwise grades miss. Unlike machine learning comparators, the fuzzy rule base remains fully inspectable and modifiable by clinicians.</w:t>
       </w:r>
     </w:p>
     <w:p>

--- a/cover_letter_eh.docx
+++ b/cover_letter_eh.docx
@@ -78,7 +78,7 @@
         <w:jc w:val="left"/>
       </w:pPr>
       <w:r>
-        <w:t>We developed a Mamdani-type fuzzy inference system with a 48-rule audiology-derived rule base that maps frequency-specific thresholds into a continuous Fuzzy Audiometric Index (FAI) on a 0 to 100 scale, together with configuration typing, an asymmetry index, and a temporal tracking module. The membership functions were optimised on the training split of a combined adult cohort from three NHANES audiometry cycles (1999–2000, 2011–2012, 2015–2016; 10,889 participants aged 20–69 years) and the system was validated on a held-out test set of 3,914 ears. Single-ear validation omits the asymmetry-anchor rule (a documented artifact: with one ear the asymmetry input is zero, so the anchor rule would fire at full strength for every ear and compress the FAI scale); bilateral use in the web application retains the full 48-rule base. Against the WHO PTA-4 reference it achieved a weighted Cohen's kappa of 0.93, with 98.4% agreement in clear cases. In borderline cases within ±5 dB of a severity boundary — 18.8% of test ears — the FAI provides a graded, continuous classification; agreement with the crisp reference at these boundaries was 84.9%, reflecting the very gradation the framework is designed to preserve. Configuration typing is provided as a graded six-category membership vector, and the longitudinal module detected sub-threshold progression that stepwise grades miss. Unlike machine learning comparators, the fuzzy rule base remains fully inspectable and modifiable by clinicians.</w:t>
+        <w:t>We developed a Mamdani-type fuzzy inference system with a 48-rule audiology-derived rule base that maps frequency-specific thresholds into a continuous Fuzzy Audiometric Index (FAI) on a 0 to 100 scale, together with configuration typing, an asymmetry index, and a temporal tracking module. The membership functions were optimised on the training split of a combined adult cohort from three NHANES audiometry cycles (1999–2000, 2011–2012, 2015–2016; 10,889 participants aged 20–69 years) and the system was validated on a held-out test set of 3,912 ears from 1,966 participants, split at the participant level so that no participant contributes ears to both training and test. Single-ear validation omits the asymmetry-anchor rule (a documented artifact: with one ear the asymmetry input is zero, so the anchor rule would fire at full strength for every ear and compress the FAI scale); bilateral use in the web application retains the full 48-rule base. Against the WHO PTA-4 reference it achieved a weighted Cohen's kappa of 0.93, with 98.1% agreement in clear cases. In borderline cases within ±5 dB of a severity boundary — 18.7% of test ears — the FAI provides a graded, continuous classification; agreement with the crisp reference at these boundaries was 79.8%, reflecting the very gradation the framework is designed to preserve. Configuration typing is provided as a graded six-category membership vector, and the longitudinal module detected sub-threshold progression that stepwise grades miss. Unlike machine learning comparators, the fuzzy rule base remains fully inspectable and modifiable by clinicians.</w:t>
       </w:r>
     </w:p>
     <w:p>
@@ -96,7 +96,7 @@
         <w:jc w:val="left"/>
       </w:pPr>
       <w:r>
-        <w:t>This manuscript is original, has not been published previously, and is not under consideration elsewhere. The analyses use de-identified public data from NHANES, for which no ethics approval was required. Data and analysis code are available from the corresponding author on request. I declare no conflicts of interest, and as sole author I have read and approved the submitted version.</w:t>
+        <w:t>This manuscript is original, has not been published previously, and is not under consideration elsewhere. The analyses use de-identified public data from NHANES, for which no ethics approval was required. Data and analysis code are available from the corresponding author on request. I declare no conflicts of interest, and as sole author I have read and approved the submitted version. In accordance with journal policy, I disclose that a large language model-based assistant was used during manuscript preparation (drafting, editing, and code organisation); this use is described in the manuscript's Methods and Acknowledgements, and the author takes full responsibility for all content.</w:t>
       </w:r>
     </w:p>
     <w:p>
